--- a/steam成果製作/領據.docx
+++ b/steam成果製作/領據.docx
@@ -98,29 +98,7 @@
               <w:ind w:left="295"/>
             </w:pPr>
             <w:r>
-              <w:rPr>
-                <w:rFonts w:ascii="標楷體" w:eastAsia="標楷體" w:hAnsi="標楷體"/>
-                <w:sz w:val="28"/>
-                <w:szCs w:val="28"/>
-              </w:rPr>
-              <w:t>領款人</w:t>
-            </w:r>
-            <w:r>
-              <w:rPr>
-                <w:rFonts w:ascii="標楷體" w:eastAsia="標楷體" w:hAnsi="標楷體"/>
-                <w:sz w:val="28"/>
-                <w:szCs w:val="28"/>
-                <w:u w:val="single"/>
-              </w:rPr>
-              <w:t xml:space="preserve">               </w:t>
-            </w:r>
-            <w:r>
-              <w:rPr>
-                <w:rFonts w:ascii="標楷體" w:eastAsia="標楷體" w:hAnsi="標楷體"/>
-                <w:sz w:val="28"/>
-                <w:szCs w:val="28"/>
-              </w:rPr>
-              <w:t>先生/女士(請以正楷填寫)茲領到</w:t>
+              <w:t>領款人：____________________ 先生/女士(請以正楷填寫)茲領到</w:t>
             </w:r>
           </w:p>
           <w:p>
@@ -836,12 +814,7 @@
               </w:rPr>
             </w:pPr>
             <w:r>
-              <w:rPr>
-                <w:rFonts w:ascii="標楷體" w:eastAsia="標楷體" w:hAnsi="標楷體"/>
-                <w:sz w:val="28"/>
-              </w:rPr>
-              <w:lastRenderedPageBreak/>
-              <w:t>具    領    人：</w:t>
+              <w:t>具    領    人：____________________（簽名或蓋章）</w:t>
             </w:r>
           </w:p>
           <w:p>
